--- a/docs/lista_louvores/Textos_Louvores/TEU POVO (VENCEDORES POR CRISTO).docx
+++ b/docs/lista_louvores/Textos_Louvores/TEU POVO (VENCEDORES POR CRISTO).docx
@@ -4,58 +4,44 @@
   <w:body>
     <w:p>
       <w:pPr>
-        <w:spacing w:after="0" w:line="240" w:lineRule="auto"/>
-        <w:rPr>
-          <w:rFonts w:ascii="Times New Roman" w:eastAsia="Arial" w:hAnsi="Times New Roman" w:cs="Times New Roman"/>
-          <w:color w:val="000000" w:themeColor="text1"/>
-          <w:sz w:val="28"/>
-          <w:szCs w:val="28"/>
+        <w:pStyle w:val="Ttulo1"/>
+        <w:rPr>
+          <w:b/>
+          <w:bCs/>
         </w:rPr>
       </w:pPr>
       <w:r>
         <w:rPr>
-          <w:rFonts w:ascii="Times New Roman" w:eastAsia="Arial" w:hAnsi="Times New Roman" w:cs="Times New Roman"/>
-          <w:color w:val="000000" w:themeColor="text1"/>
-          <w:sz w:val="28"/>
-          <w:szCs w:val="28"/>
-          <w:u w:val="single"/>
+          <w:b/>
+          <w:bCs/>
         </w:rPr>
         <w:t>TEU POVO</w:t>
       </w:r>
       <w:r>
         <w:rPr>
-          <w:rFonts w:ascii="Times New Roman" w:eastAsia="Arial" w:hAnsi="Times New Roman" w:cs="Times New Roman"/>
-          <w:color w:val="000000" w:themeColor="text1"/>
-          <w:sz w:val="28"/>
-          <w:szCs w:val="28"/>
-          <w:u w:val="single"/>
+          <w:b/>
+          <w:bCs/>
         </w:rPr>
         <w:t xml:space="preserve"> (</w:t>
       </w:r>
       <w:r>
         <w:rPr>
-          <w:rFonts w:ascii="Times New Roman" w:eastAsia="Arial" w:hAnsi="Times New Roman" w:cs="Times New Roman"/>
-          <w:color w:val="000000" w:themeColor="text1"/>
-          <w:sz w:val="28"/>
-          <w:szCs w:val="28"/>
-          <w:u w:val="single"/>
+          <w:b/>
+          <w:bCs/>
         </w:rPr>
         <w:t>VENCEDORES POR CRISTO</w:t>
       </w:r>
       <w:r>
         <w:rPr>
-          <w:rFonts w:ascii="Times New Roman" w:eastAsia="Arial" w:hAnsi="Times New Roman" w:cs="Times New Roman"/>
-          <w:color w:val="000000" w:themeColor="text1"/>
-          <w:sz w:val="28"/>
-          <w:szCs w:val="28"/>
-          <w:u w:val="single"/>
+          <w:b/>
+          <w:bCs/>
         </w:rPr>
         <w:t>)</w:t>
       </w:r>
     </w:p>
     <w:p>
       <w:pPr>
-        <w:spacing w:before="120" w:after="0" w:line="240" w:lineRule="auto"/>
+        <w:spacing w:after="120" w:line="240" w:lineRule="auto"/>
         <w:rPr>
           <w:rFonts w:ascii="Times New Roman" w:eastAsia="Arial" w:hAnsi="Times New Roman" w:cs="Times New Roman"/>
           <w:color w:val="000000" w:themeColor="text1"/>
@@ -105,7 +91,7 @@
     </w:p>
     <w:p>
       <w:pPr>
-        <w:spacing w:before="120" w:after="0" w:line="240" w:lineRule="auto"/>
+        <w:spacing w:after="120" w:line="240" w:lineRule="auto"/>
         <w:rPr>
           <w:rFonts w:ascii="Times New Roman" w:eastAsia="Arial" w:hAnsi="Times New Roman" w:cs="Times New Roman"/>
           <w:color w:val="000000" w:themeColor="text1"/>
@@ -121,13 +107,45 @@
           <w:szCs w:val="24"/>
         </w:rPr>
         <w:t>Exaltamos Teu doce nome</w:t>
+      </w:r>
+      <w:r>
+        <w:rPr>
+          <w:rFonts w:ascii="Times New Roman" w:eastAsia="Arial" w:hAnsi="Times New Roman" w:cs="Times New Roman"/>
+          <w:color w:val="000000" w:themeColor="text1"/>
+          <w:sz w:val="24"/>
+          <w:szCs w:val="24"/>
+        </w:rPr>
+        <w:br/>
+      </w:r>
+      <w:r>
+        <w:rPr>
+          <w:rFonts w:ascii="Times New Roman" w:eastAsia="Arial" w:hAnsi="Times New Roman" w:cs="Times New Roman"/>
+          <w:color w:val="000000" w:themeColor="text1"/>
+          <w:sz w:val="24"/>
+          <w:szCs w:val="24"/>
+        </w:rPr>
+        <w:t>Pelo amor, pela cruz,</w:t>
+      </w:r>
+      <w:r>
+        <w:rPr>
+          <w:rFonts w:ascii="Times New Roman" w:eastAsia="Arial" w:hAnsi="Times New Roman" w:cs="Times New Roman"/>
+          <w:color w:val="000000" w:themeColor="text1"/>
+          <w:sz w:val="24"/>
+          <w:szCs w:val="24"/>
+        </w:rPr>
+        <w:br/>
+        <w:t>Por Teu Filho Jesus</w:t>
       </w:r>
     </w:p>
     <w:p>
       <w:pPr>
-        <w:spacing w:after="0" w:line="240" w:lineRule="auto"/>
-        <w:rPr>
-          <w:rFonts w:ascii="Times New Roman" w:eastAsia="Arial" w:hAnsi="Times New Roman" w:cs="Times New Roman"/>
+        <w:spacing w:after="120" w:line="240" w:lineRule="auto"/>
+        <w:rPr>
+          <w:rFonts w:ascii="Times New Roman" w:eastAsia="Arial" w:hAnsi="Times New Roman" w:cs="Times New Roman"/>
+          <w:b/>
+          <w:bCs/>
+          <w:i/>
+          <w:iCs/>
           <w:color w:val="000000" w:themeColor="text1"/>
           <w:sz w:val="24"/>
           <w:szCs w:val="24"/>
@@ -136,32 +154,120 @@
       <w:r>
         <w:rPr>
           <w:rFonts w:ascii="Times New Roman" w:eastAsia="Arial" w:hAnsi="Times New Roman" w:cs="Times New Roman"/>
-          <w:color w:val="000000" w:themeColor="text1"/>
-          <w:sz w:val="24"/>
-          <w:szCs w:val="24"/>
-        </w:rPr>
-        <w:t>Pelo amor, pela cruz,</w:t>
-      </w:r>
-      <w:r>
-        <w:rPr>
-          <w:rFonts w:ascii="Times New Roman" w:eastAsia="Arial" w:hAnsi="Times New Roman" w:cs="Times New Roman"/>
+          <w:b/>
+          <w:bCs/>
+          <w:i/>
+          <w:iCs/>
+          <w:color w:val="000000" w:themeColor="text1"/>
+          <w:sz w:val="24"/>
+          <w:szCs w:val="24"/>
+        </w:rPr>
+        <w:t xml:space="preserve">Pois és santo, </w:t>
+      </w:r>
+      <w:r>
+        <w:rPr>
+          <w:rFonts w:ascii="Times New Roman" w:eastAsia="Arial" w:hAnsi="Times New Roman" w:cs="Times New Roman"/>
+          <w:b/>
+          <w:bCs/>
+          <w:i/>
+          <w:iCs/>
           <w:color w:val="000000" w:themeColor="text1"/>
           <w:sz w:val="24"/>
           <w:szCs w:val="24"/>
         </w:rPr>
         <w:br/>
-        <w:t>Por Teu Filho Jesus</w:t>
+        <w:t xml:space="preserve">Sim, </w:t>
+      </w:r>
+      <w:proofErr w:type="gramStart"/>
+      <w:r>
+        <w:rPr>
+          <w:rFonts w:ascii="Times New Roman" w:eastAsia="Arial" w:hAnsi="Times New Roman" w:cs="Times New Roman"/>
+          <w:b/>
+          <w:bCs/>
+          <w:i/>
+          <w:iCs/>
+          <w:color w:val="000000" w:themeColor="text1"/>
+          <w:sz w:val="24"/>
+          <w:szCs w:val="24"/>
+        </w:rPr>
+        <w:t>És</w:t>
+      </w:r>
+      <w:proofErr w:type="gramEnd"/>
+      <w:r>
+        <w:rPr>
+          <w:rFonts w:ascii="Times New Roman" w:eastAsia="Arial" w:hAnsi="Times New Roman" w:cs="Times New Roman"/>
+          <w:b/>
+          <w:bCs/>
+          <w:i/>
+          <w:iCs/>
+          <w:color w:val="000000" w:themeColor="text1"/>
+          <w:sz w:val="24"/>
+          <w:szCs w:val="24"/>
+        </w:rPr>
+        <w:t xml:space="preserve"> digno de louvor e de ser adorado</w:t>
+      </w:r>
+      <w:r>
+        <w:rPr>
+          <w:rFonts w:ascii="Times New Roman" w:eastAsia="Arial" w:hAnsi="Times New Roman" w:cs="Times New Roman"/>
+          <w:b/>
+          <w:bCs/>
+          <w:i/>
+          <w:iCs/>
+          <w:color w:val="000000" w:themeColor="text1"/>
+          <w:sz w:val="24"/>
+          <w:szCs w:val="24"/>
+        </w:rPr>
+        <w:br/>
+      </w:r>
+      <w:r>
+        <w:rPr>
+          <w:rFonts w:ascii="Times New Roman" w:eastAsia="Arial" w:hAnsi="Times New Roman" w:cs="Times New Roman"/>
+          <w:b/>
+          <w:bCs/>
+          <w:i/>
+          <w:iCs/>
+          <w:color w:val="000000" w:themeColor="text1"/>
+          <w:sz w:val="24"/>
+          <w:szCs w:val="24"/>
+        </w:rPr>
+        <w:t>És bondoso, Pai querido</w:t>
+      </w:r>
+      <w:r>
+        <w:rPr>
+          <w:rFonts w:ascii="Times New Roman" w:eastAsia="Arial" w:hAnsi="Times New Roman" w:cs="Times New Roman"/>
+          <w:b/>
+          <w:bCs/>
+          <w:i/>
+          <w:iCs/>
+          <w:color w:val="000000" w:themeColor="text1"/>
+          <w:sz w:val="24"/>
+          <w:szCs w:val="24"/>
+        </w:rPr>
+        <w:br/>
+        <w:t>Dentre todas as coisas</w:t>
+      </w:r>
+      <w:r>
+        <w:rPr>
+          <w:rFonts w:ascii="Times New Roman" w:eastAsia="Arial" w:hAnsi="Times New Roman" w:cs="Times New Roman"/>
+          <w:b/>
+          <w:bCs/>
+          <w:i/>
+          <w:iCs/>
+          <w:color w:val="000000" w:themeColor="text1"/>
+          <w:sz w:val="24"/>
+          <w:szCs w:val="24"/>
+        </w:rPr>
+        <w:br/>
+        <w:t>Tu És verdadeiro Senhor!</w:t>
       </w:r>
     </w:p>
     <w:p>
       <w:pPr>
-        <w:spacing w:before="120" w:after="0" w:line="240" w:lineRule="auto"/>
-        <w:rPr>
-          <w:rFonts w:ascii="Times New Roman" w:eastAsia="Arial" w:hAnsi="Times New Roman" w:cs="Times New Roman"/>
-          <w:b/>
-          <w:bCs/>
-          <w:i/>
-          <w:iCs/>
+        <w:spacing w:after="120" w:line="240" w:lineRule="auto"/>
+        <w:rPr>
+          <w:rFonts w:ascii="Times New Roman" w:eastAsia="Arial" w:hAnsi="Times New Roman" w:cs="Times New Roman"/>
+          <w:b/>
+          <w:bCs/>
           <w:color w:val="000000" w:themeColor="text1"/>
           <w:sz w:val="24"/>
           <w:szCs w:val="24"/>
@@ -172,106 +278,38 @@
           <w:rFonts w:ascii="Times New Roman" w:eastAsia="Arial" w:hAnsi="Times New Roman" w:cs="Times New Roman"/>
           <w:b/>
           <w:bCs/>
-          <w:i/>
-          <w:iCs/>
-          <w:color w:val="000000" w:themeColor="text1"/>
-          <w:sz w:val="24"/>
-          <w:szCs w:val="24"/>
-        </w:rPr>
-        <w:t xml:space="preserve">Pois és santo, </w:t>
-      </w:r>
-      <w:r>
-        <w:rPr>
-          <w:rFonts w:ascii="Times New Roman" w:eastAsia="Arial" w:hAnsi="Times New Roman" w:cs="Times New Roman"/>
-          <w:b/>
-          <w:bCs/>
-          <w:i/>
-          <w:iCs/>
-          <w:color w:val="000000" w:themeColor="text1"/>
-          <w:sz w:val="24"/>
-          <w:szCs w:val="24"/>
-        </w:rPr>
-        <w:br/>
-        <w:t>Sim, És digno de louvor e de ser adorado</w:t>
-      </w:r>
-      <w:r>
-        <w:rPr>
-          <w:rFonts w:ascii="Times New Roman" w:eastAsia="Arial" w:hAnsi="Times New Roman" w:cs="Times New Roman"/>
-          <w:b/>
-          <w:bCs/>
-          <w:i/>
-          <w:iCs/>
-          <w:color w:val="000000" w:themeColor="text1"/>
-          <w:sz w:val="24"/>
-          <w:szCs w:val="24"/>
-        </w:rPr>
-        <w:br/>
-      </w:r>
-      <w:r>
-        <w:rPr>
-          <w:rFonts w:ascii="Times New Roman" w:eastAsia="Arial" w:hAnsi="Times New Roman" w:cs="Times New Roman"/>
-          <w:b/>
-          <w:bCs/>
-          <w:i/>
-          <w:iCs/>
-          <w:color w:val="000000" w:themeColor="text1"/>
-          <w:sz w:val="24"/>
-          <w:szCs w:val="24"/>
-        </w:rPr>
-        <w:t>És bondoso, Pai querido</w:t>
-      </w:r>
-      <w:r>
-        <w:rPr>
-          <w:rFonts w:ascii="Times New Roman" w:eastAsia="Arial" w:hAnsi="Times New Roman" w:cs="Times New Roman"/>
-          <w:b/>
-          <w:bCs/>
-          <w:i/>
-          <w:iCs/>
-          <w:color w:val="000000" w:themeColor="text1"/>
-          <w:sz w:val="24"/>
-          <w:szCs w:val="24"/>
-        </w:rPr>
-        <w:br/>
-        <w:t>Dentre todas as coisas</w:t>
-      </w:r>
-      <w:r>
-        <w:rPr>
-          <w:rFonts w:ascii="Times New Roman" w:eastAsia="Arial" w:hAnsi="Times New Roman" w:cs="Times New Roman"/>
-          <w:b/>
-          <w:bCs/>
-          <w:i/>
-          <w:iCs/>
-          <w:color w:val="000000" w:themeColor="text1"/>
-          <w:sz w:val="24"/>
-          <w:szCs w:val="24"/>
-        </w:rPr>
-        <w:br/>
-        <w:t>Tu És verdadeiro Senhor!</w:t>
+          <w:color w:val="000000" w:themeColor="text1"/>
+          <w:sz w:val="24"/>
+          <w:szCs w:val="24"/>
+        </w:rPr>
+        <w:t xml:space="preserve">[REPETE </w:t>
+      </w:r>
+      <w:r>
+        <w:rPr>
+          <w:rFonts w:ascii="Times New Roman" w:eastAsia="Arial" w:hAnsi="Times New Roman" w:cs="Times New Roman"/>
+          <w:b/>
+          <w:bCs/>
+          <w:color w:val="000000" w:themeColor="text1"/>
+          <w:sz w:val="24"/>
+          <w:szCs w:val="24"/>
+        </w:rPr>
+        <w:t>ACIMA</w:t>
+      </w:r>
+      <w:r>
+        <w:rPr>
+          <w:rFonts w:ascii="Times New Roman" w:eastAsia="Arial" w:hAnsi="Times New Roman" w:cs="Times New Roman"/>
+          <w:b/>
+          <w:bCs/>
+          <w:color w:val="000000" w:themeColor="text1"/>
+          <w:sz w:val="24"/>
+          <w:szCs w:val="24"/>
+        </w:rPr>
+        <w:t>]</w:t>
       </w:r>
     </w:p>
     <w:p>
       <w:pPr>
-        <w:spacing w:before="120" w:after="0" w:line="240" w:lineRule="auto"/>
-        <w:rPr>
-          <w:rFonts w:ascii="Times New Roman" w:eastAsia="Arial" w:hAnsi="Times New Roman" w:cs="Times New Roman"/>
-          <w:color w:val="000000" w:themeColor="text1"/>
-          <w:sz w:val="24"/>
-          <w:szCs w:val="24"/>
-        </w:rPr>
-      </w:pPr>
-      <w:r>
-        <w:rPr>
-          <w:rFonts w:ascii="Times New Roman" w:eastAsia="Arial" w:hAnsi="Times New Roman" w:cs="Times New Roman"/>
-          <w:color w:val="000000" w:themeColor="text1"/>
-          <w:sz w:val="24"/>
-          <w:szCs w:val="24"/>
-        </w:rPr>
-        <w:t>[REPETE TODA]</w:t>
-      </w:r>
-    </w:p>
-    <w:p>
-      <w:pPr>
-        <w:spacing w:before="120" w:after="0" w:line="240" w:lineRule="auto"/>
+        <w:spacing w:after="120" w:line="240" w:lineRule="auto"/>
         <w:rPr>
           <w:rFonts w:ascii="Times New Roman" w:eastAsia="Arial" w:hAnsi="Times New Roman" w:cs="Times New Roman"/>
           <w:b/>
@@ -706,6 +744,27 @@
     <w:name w:val="Normal"/>
     <w:qFormat/>
   </w:style>
+  <w:style w:type="paragraph" w:styleId="Ttulo1">
+    <w:name w:val="heading 1"/>
+    <w:basedOn w:val="Normal"/>
+    <w:next w:val="Normal"/>
+    <w:link w:val="Ttulo1Char"/>
+    <w:uiPriority w:val="9"/>
+    <w:qFormat/>
+    <w:rsid w:val="002A59B0"/>
+    <w:pPr>
+      <w:keepNext/>
+      <w:keepLines/>
+      <w:spacing w:before="240" w:after="0"/>
+      <w:outlineLvl w:val="0"/>
+    </w:pPr>
+    <w:rPr>
+      <w:rFonts w:asciiTheme="majorHAnsi" w:eastAsiaTheme="majorEastAsia" w:hAnsiTheme="majorHAnsi" w:cstheme="majorBidi"/>
+      <w:color w:val="2F5496" w:themeColor="accent1" w:themeShade="BF"/>
+      <w:sz w:val="32"/>
+      <w:szCs w:val="32"/>
+    </w:rPr>
+  </w:style>
   <w:style w:type="character" w:default="1" w:styleId="Fontepargpadro">
     <w:name w:val="Default Paragraph Font"/>
     <w:uiPriority w:val="1"/>
@@ -732,6 +791,19 @@
     <w:uiPriority w:val="99"/>
     <w:semiHidden/>
     <w:unhideWhenUsed/>
+  </w:style>
+  <w:style w:type="character" w:customStyle="1" w:styleId="Ttulo1Char">
+    <w:name w:val="Título 1 Char"/>
+    <w:basedOn w:val="Fontepargpadro"/>
+    <w:link w:val="Ttulo1"/>
+    <w:uiPriority w:val="9"/>
+    <w:rsid w:val="002A59B0"/>
+    <w:rPr>
+      <w:rFonts w:asciiTheme="majorHAnsi" w:eastAsiaTheme="majorEastAsia" w:hAnsiTheme="majorHAnsi" w:cstheme="majorBidi"/>
+      <w:color w:val="2F5496" w:themeColor="accent1" w:themeShade="BF"/>
+      <w:sz w:val="32"/>
+      <w:szCs w:val="32"/>
+    </w:rPr>
   </w:style>
 </w:styles>
 </file>
